--- a/PROJECT_REPORT.docx
+++ b/PROJECT_REPORT.docx
@@ -1169,7 +1169,7 @@
           <w:type w:val="continuous"/>
           <w:pgSz w:w="11909" w:h="16834"/>
           <w:pgMar w:top="1440" w:right="1440" w:bottom="1440" w:left="1440" w:header="720" w:footer="720" w:gutter="0"/>
-          <w:pgNumType w:start="1"/>
+          <w:pgNumType w:fmt="upperRoman" w:start="1"/>
           <w:cols w:space="720"/>
         </w:sectPr>
       </w:pPr>
@@ -7346,6 +7346,7 @@
           <w:type w:val="continuous"/>
           <w:pgSz w:w="11909" w:h="16834"/>
           <w:pgMar w:top="1440" w:right="1440" w:bottom="1440" w:left="1440" w:header="720" w:footer="720" w:gutter="0"/>
+          <w:pgNumType w:fmt="upperRoman"/>
           <w:cols w:space="720"/>
           <w:titlePg/>
         </w:sectPr>

--- a/PROJECT_REPORT.docx
+++ b/PROJECT_REPORT.docx
@@ -596,7 +596,17 @@
           <w:sz w:val="28"/>
           <w:szCs w:val="28"/>
         </w:rPr>
-        <w:t>MAY 2026</w:t>
+        <w:t>APRIL</w:t>
+      </w:r>
+      <w:r>
+        <w:rPr>
+          <w:rFonts w:ascii="Times New Roman" w:eastAsia="Times New Roman" w:hAnsi="Times New Roman" w:cs="Times New Roman"/>
+          <w:b/>
+          <w:bCs/>
+          <w:sz w:val="28"/>
+          <w:szCs w:val="28"/>
+        </w:rPr>
+        <w:t xml:space="preserve"> 2026</w:t>
       </w:r>
       <w:r>
         <w:br w:type="page"/>
@@ -1106,7 +1116,17 @@
           <w:sz w:val="28"/>
           <w:szCs w:val="28"/>
         </w:rPr>
-        <w:t>MAY 2026</w:t>
+        <w:t>APRIL</w:t>
+      </w:r>
+      <w:r>
+        <w:rPr>
+          <w:rFonts w:ascii="Times New Roman" w:eastAsia="Times New Roman" w:hAnsi="Times New Roman" w:cs="Times New Roman"/>
+          <w:b/>
+          <w:bCs/>
+          <w:sz w:val="28"/>
+          <w:szCs w:val="28"/>
+        </w:rPr>
+        <w:t xml:space="preserve"> 2026</w:t>
       </w:r>
     </w:p>
     <w:p>
